--- a/test_template.docx
+++ b/test_template.docx
@@ -14,7 +14,6 @@
         <w:t>测试报告</w:t>
       </w:r>
     </w:p>
-    <w:p/>
     <w:p>
       <w:r>
         <w:rPr>
@@ -47,15 +46,15 @@
         </w:tblCellMar>
       </w:tblPr>
       <w:tblGrid>
-        <w:gridCol w:w="2738"/>
-        <w:gridCol w:w="1684"/>
-        <w:gridCol w:w="1952"/>
+        <w:gridCol w:w="2005"/>
+        <w:gridCol w:w="1632"/>
+        <w:gridCol w:w="2737"/>
         <w:gridCol w:w="1952"/>
       </w:tblGrid>
       <w:tr>
         <w:tc>
           <w:tcPr>
-            <w:tcW w:w="1644" w:type="pct"/>
+            <w:tcW w:w="1204" w:type="pct"/>
           </w:tcPr>
           <w:p>
             <w:r>
@@ -65,13 +64,13 @@
         </w:tc>
         <w:tc>
           <w:tcPr>
-            <w:tcW w:w="1011" w:type="pct"/>
+            <w:tcW w:w="980" w:type="pct"/>
           </w:tcPr>
           <w:p/>
         </w:tc>
         <w:tc>
           <w:tcPr>
-            <w:tcW w:w="1172" w:type="pct"/>
+            <w:tcW w:w="1643" w:type="pct"/>
           </w:tcPr>
           <w:p>
             <w:r>
@@ -89,7 +88,7 @@
       <w:tr>
         <w:tc>
           <w:tcPr>
-            <w:tcW w:w="2655" w:type="pct"/>
+            <w:tcW w:w="2184" w:type="pct"/>
             <w:gridSpan w:val="2"/>
           </w:tcPr>
           <w:p>
@@ -100,7 +99,7 @@
         </w:tc>
         <w:tc>
           <w:tcPr>
-            <w:tcW w:w="2344" w:type="pct"/>
+            <w:tcW w:w="2815" w:type="pct"/>
             <w:gridSpan w:val="2"/>
           </w:tcPr>
           <w:p/>
@@ -109,7 +108,7 @@
       <w:tr>
         <w:tc>
           <w:tcPr>
-            <w:tcW w:w="2655" w:type="pct"/>
+            <w:tcW w:w="2184" w:type="pct"/>
             <w:gridSpan w:val="2"/>
           </w:tcPr>
           <w:p>
@@ -120,7 +119,7 @@
         </w:tc>
         <w:tc>
           <w:tcPr>
-            <w:tcW w:w="2344" w:type="pct"/>
+            <w:tcW w:w="2815" w:type="pct"/>
             <w:gridSpan w:val="2"/>
           </w:tcPr>
           <w:p/>
@@ -129,7 +128,7 @@
       <w:tr>
         <w:tc>
           <w:tcPr>
-            <w:tcW w:w="2655" w:type="pct"/>
+            <w:tcW w:w="2184" w:type="pct"/>
             <w:gridSpan w:val="2"/>
           </w:tcPr>
           <w:p>
@@ -140,7 +139,7 @@
         </w:tc>
         <w:tc>
           <w:tcPr>
-            <w:tcW w:w="2344" w:type="pct"/>
+            <w:tcW w:w="2815" w:type="pct"/>
             <w:gridSpan w:val="2"/>
           </w:tcPr>
           <w:p/>
@@ -149,7 +148,7 @@
       <w:tr>
         <w:tc>
           <w:tcPr>
-            <w:tcW w:w="2655" w:type="pct"/>
+            <w:tcW w:w="2184" w:type="pct"/>
             <w:gridSpan w:val="2"/>
           </w:tcPr>
           <w:p>
@@ -160,7 +159,7 @@
         </w:tc>
         <w:tc>
           <w:tcPr>
-            <w:tcW w:w="2344" w:type="pct"/>
+            <w:tcW w:w="2815" w:type="pct"/>
             <w:gridSpan w:val="2"/>
           </w:tcPr>
           <w:p/>
@@ -169,7 +168,7 @@
       <w:tr>
         <w:tc>
           <w:tcPr>
-            <w:tcW w:w="2655" w:type="pct"/>
+            <w:tcW w:w="2184" w:type="pct"/>
             <w:gridSpan w:val="2"/>
           </w:tcPr>
           <w:p>
@@ -180,7 +179,7 @@
         </w:tc>
         <w:tc>
           <w:tcPr>
-            <w:tcW w:w="2344" w:type="pct"/>
+            <w:tcW w:w="2815" w:type="pct"/>
             <w:gridSpan w:val="2"/>
           </w:tcPr>
           <w:p/>
@@ -189,6 +188,12 @@
     </w:tbl>
     <w:p/>
     <w:p>
+      <w:pPr>
+        <w:rPr>
+          <w:b/>
+          <w:sz w:val="28"/>
+        </w:rPr>
+      </w:pPr>
       <w:r>
         <w:rPr>
           <w:b/>
@@ -197,8 +202,72 @@
         <w:t>6.2 接口测试</w:t>
       </w:r>
     </w:p>
-    <w:p/>
-    <w:p>
+    <w:p>
+      <w:pPr>
+        <w:rPr>
+          <w:rFonts w:hint="eastAsia"/>
+          <w:b/>
+          <w:sz w:val="28"/>
+          <w:lang w:val="en-US" w:eastAsia="zh-CN"/>
+        </w:rPr>
+      </w:pPr>
+      <w:r>
+        <w:rPr>
+          <w:rFonts w:hint="eastAsia"/>
+          <w:b/>
+          <w:sz w:val="28"/>
+          <w:lang w:val="en-US" w:eastAsia="zh-CN"/>
+        </w:rPr>
+        <w:t>其他balabala</w:t>
+      </w:r>
+    </w:p>
+    <w:p>
+      <w:pPr>
+        <w:rPr>
+          <w:rFonts w:hint="eastAsia"/>
+          <w:b/>
+          <w:sz w:val="28"/>
+          <w:lang w:val="en-US" w:eastAsia="zh-CN"/>
+        </w:rPr>
+      </w:pPr>
+    </w:p>
+    <w:p>
+      <w:pPr>
+        <w:rPr>
+          <w:rFonts w:hint="eastAsia"/>
+          <w:b/>
+          <w:sz w:val="28"/>
+          <w:lang w:val="en-US" w:eastAsia="zh-CN"/>
+        </w:rPr>
+      </w:pPr>
+    </w:p>
+    <w:p>
+      <w:pPr>
+        <w:rPr>
+          <w:rFonts w:hint="default"/>
+          <w:b/>
+          <w:sz w:val="28"/>
+          <w:lang w:val="en-US" w:eastAsia="zh-CN"/>
+        </w:rPr>
+      </w:pPr>
+      <w:bookmarkStart w:id="0" w:name="_GoBack"/>
+      <w:bookmarkEnd w:id="0"/>
+    </w:p>
+    <w:p>
+      <w:pPr>
+        <w:rPr>
+          <w:rFonts w:hint="eastAsia" w:eastAsiaTheme="minorEastAsia"/>
+          <w:lang w:val="en-US" w:eastAsia="zh-CN"/>
+        </w:rPr>
+      </w:pPr>
+    </w:p>
+    <w:p>
+      <w:pPr>
+        <w:rPr>
+          <w:b/>
+          <w:sz w:val="28"/>
+        </w:rPr>
+      </w:pPr>
       <w:r>
         <w:rPr>
           <w:b/>
@@ -206,8 +275,33 @@
         </w:rPr>
         <w:t>7.1 其他测试内容</w:t>
       </w:r>
-      <w:bookmarkStart w:id="0" w:name="_GoBack"/>
-      <w:bookmarkEnd w:id="0"/>
+    </w:p>
+    <w:p>
+      <w:pPr>
+        <w:rPr>
+          <w:b/>
+          <w:sz w:val="28"/>
+        </w:rPr>
+      </w:pPr>
+    </w:p>
+    <w:p>
+      <w:pPr>
+        <w:rPr>
+          <w:rFonts w:hint="eastAsia" w:eastAsiaTheme="minorEastAsia"/>
+          <w:b/>
+          <w:sz w:val="28"/>
+          <w:lang w:val="en-US" w:eastAsia="zh-CN"/>
+        </w:rPr>
+      </w:pPr>
+      <w:r>
+        <w:rPr>
+          <w:rFonts w:hint="eastAsia"/>
+          <w:b/>
+          <w:sz w:val="28"/>
+          <w:lang w:val="en-US" w:eastAsia="zh-CN"/>
+        </w:rPr>
+        <w:t>结束</w:t>
+      </w:r>
     </w:p>
     <w:sectPr>
       <w:pgSz w:w="11906" w:h="16838"/>
@@ -487,6 +581,7 @@
       <w:jc w:val="both"/>
     </w:pPr>
     <w:rPr>
+      <w:rFonts w:asciiTheme="minorHAnsi" w:hAnsiTheme="minorHAnsi" w:eastAsiaTheme="minorEastAsia" w:cstheme="minorBidi"/>
       <w:sz w:val="21"/>
       <w:szCs w:val="22"/>
     </w:rPr>
